--- a/docs/legal/2026-09-08/deliverables/04_Согласие_на_распространение.docx
+++ b/docs/legal/2026-09-08/deliverables/04_Согласие_на_распространение.docx
@@ -12,7 +12,19 @@
     </w:p>
     <w:p>
       <w:r>
-        <w:t>Проект формы от 8 сентября 2026 года. Версия CONSENT-PUBLIC-2026-09-08. Форма оформляется отдельно от соглашения и остальных согласий. Все варианты выбора изначально пустые. Поля и выбранные условия сохраняются в экземпляре пользователя.</w:t>
+        <w:t xml:space="preserve">Редакция от 24 сентября 2026 года. Версия CONSENT-PUBLIC-2026-09-24 (в системе — PROFILE_VISIBILITY_CONSENT_VERSION «2026-09-24»). Текст опубликован по адресу </w:t>
+      </w:r>
+      <w:hyperlink r:id="rId11">
+        <w:r>
+          <w:rPr>
+            <w:color w:val="1F4D70"/>
+            <w:u w:val="single"/>
+          </w:rPr>
+          <w:t>https://sportsearch.shop/legal/profile-visibility</w:t>
+        </w:r>
+      </w:hyperlink>
+      <w:r>
+        <w:t xml:space="preserve"> и открывается по ссылке с экрана согласия. Форма оформляется отдельно от соглашения и остальных согласий.</w:t>
       </w:r>
     </w:p>
     <w:p>
@@ -20,67 +32,22 @@
         <w:pStyle w:val="Heading1"/>
       </w:pPr>
       <w:r>
-        <w:t>1 Субъект и оператор</w:t>
+        <w:t>Как форма выглядит в приложении</w:t>
       </w:r>
     </w:p>
     <w:p>
       <w:r>
-        <w:t xml:space="preserve">Я, фамилия </w:t>
-      </w:r>
-      <w:r>
-        <w:rPr>
-          <w:highlight w:val="yellow"/>
-        </w:rPr>
-        <w:t>[[ФАМИЛИЯ ПОЛЬЗОВАТЕЛЯ]]</w:t>
-      </w:r>
-      <w:r>
-        <w:t xml:space="preserve">, имя </w:t>
-      </w:r>
-      <w:r>
-        <w:rPr>
-          <w:highlight w:val="yellow"/>
-        </w:rPr>
-        <w:t>[[ИМЯ ПОЛЬЗОВАТЕЛЯ]]</w:t>
-      </w:r>
-      <w:r>
-        <w:t xml:space="preserve">, отчество при наличии </w:t>
-      </w:r>
-      <w:r>
-        <w:rPr>
-          <w:highlight w:val="yellow"/>
-        </w:rPr>
-        <w:t>[[ОТЧЕСТВО ИЛИ ОТСУТСТВУЕТ]]</w:t>
-      </w:r>
-      <w:r>
-        <w:t xml:space="preserve">, контактный email </w:t>
-      </w:r>
-      <w:r>
-        <w:rPr>
-          <w:highlight w:val="yellow"/>
-        </w:rPr>
-        <w:t>[[EMAIL ПОЛЬЗОВАТЕЛЯ]]</w:t>
-      </w:r>
-      <w:r>
-        <w:t xml:space="preserve">, аккаунт </w:t>
-      </w:r>
-      <w:r>
-        <w:rPr>
-          <w:highlight w:val="yellow"/>
-        </w:rPr>
-        <w:t>[[ID АККАУНТА]]</w:t>
-      </w:r>
-      <w:r>
-        <w:t>, свободно разрешаю обработку перечисленных и выбранных ниже персональных данных для распространения в соответствии со статьёй 10.1 закона № 152-ФЗ.</w:t>
+        <w:t>Экран «Показывать вашу анкету?» появляется после заполнения анкеты. Аккаунтам, созданным до 24 сентября 2026 года, он показывается при следующем открытии приложения под заголовком «Мы обновили правила»; до ответа такие анкеты видны как прежде. На экране показано превью карточки, поле «Фамилия и имя» с пояснением, что они не публикуются, и ссылка «Настроить, что и кому видно». Согласие даётся нажатием кнопки «Показывать анкету» (для прежних аккаунтов — «Оставить анкету видимой»). Под кнопкой — ссылка на этот текст. Кнопка «Пока не показывать» (или «Скрыть анкету») означает отказ: анкета скрыта, поиск партнёров, переписка и игры остаются доступны.</w:t>
       </w:r>
     </w:p>
     <w:p>
       <w:r>
-        <w:t>Оператор — Захаров Матвей Владимирович, физическое лицо на НПД, ИНН 471803649801. Место жительства или пребывания: 187420, Россия, г. Сясьстрой, ул. Космонавтов, д. 8, кв. 15. Контакт: support@sportsearch.shop.</w:t>
+        <w:t>В разделе «Настроить» анкета показывается всегда, если человек согласился на показ. Отдельно выключаются описание, фото, видео, точка района на карте, игровые поиски и показ гостям без входа. До первого ответа все переключатели включены: человек соглашается кнопкой на то, что видит в превью, а настройка позволяет только сузить показ. Это решение требует подтверждения юристом.</w:t>
       </w:r>
     </w:p>
     <w:p>
       <w:r>
-        <w:t>ФИО и контакт, необходимые для оформления этого согласия, не публикуются на его основании. Имя для показа в анкете выбирается отдельно и может отличаться от полного имени в форме.</w:t>
+        <w:t>В разделе профиля «Видимость и согласия» можно в любой момент изменить набор сведений и аудиторию или скрыть анкету. Каждое изменение сохраняется отдельной записью.</w:t>
       </w:r>
     </w:p>
     <w:p>
@@ -88,19 +55,116 @@
         <w:pStyle w:val="Heading1"/>
       </w:pPr>
       <w:r>
-        <w:t>2 Цель и ресурсы</w:t>
+        <w:t>1 Кто даёт согласие и кому</w:t>
       </w:r>
     </w:p>
     <w:p>
       <w:r>
-        <w:t>Цель — сделать выбранные мной сведения доступными для поиска спортивных партнёров, показа моей анкеты и добровольно опубликованных игровых поисков в пределах указанных ниже ресурсов и условий.</w:t>
+        <w:t>Я, пользователь НаТреню, указавший свои фамилию и имя в форме этого согласия, с контактным email моего аккаунта, свободно, своей волей и в своём интересе даю согласие на обработку моих персональных данных, разрешённых мной для распространения, в соответствии со статьёй 10.1 закона № 152-ФЗ.</w:t>
       </w:r>
     </w:p>
     <w:p>
       <w:r>
-        <w:t xml:space="preserve">Ресурсы предоставления доступа: </w:t>
+        <w:t>Оператор: Захаров Матвей Владимирович, ИНН 471803649801, адрес места жительства: 187420, Россия, г. Сясьстрой, ул. Космонавтов, д. 8, кв. 15, email: support@sportsearch.shop.</w:t>
       </w:r>
-      <w:hyperlink r:id="rId11">
+    </w:p>
+    <w:p>
+      <w:r>
+        <w:t>Согласие оформляется отдельно от пользовательского соглашения и других согласий. Фамилия, имя и email из формы согласия не публикуются на его основании.</w:t>
+      </w:r>
+    </w:p>
+    <w:p>
+      <w:pPr>
+        <w:pStyle w:val="Heading1"/>
+      </w:pPr>
+      <w:r>
+        <w:t>2 Цель</w:t>
+      </w:r>
+    </w:p>
+    <w:p>
+      <w:r>
+        <w:t>Сделать выбранные мной сведения доступными другим людям для поиска спортивных партнёров: показ моей анкеты в поиске, на карте, в каталоге спортивных центров и показ моих игровых поисков.</w:t>
+      </w:r>
+    </w:p>
+    <w:p>
+      <w:pPr>
+        <w:pStyle w:val="Heading1"/>
+      </w:pPr>
+      <w:r>
+        <w:t>3 Какие сведения я разрешаю показывать</w:t>
+      </w:r>
+    </w:p>
+    <w:p>
+      <w:r>
+        <w:t>Категория: иные персональные данные. Специальные категории и биометрические персональные данные не распространяются. Показываются только группы сведений, включённые мной на экране согласия; для выключенных групп разрешения нет.</w:t>
+      </w:r>
+    </w:p>
+    <w:p>
+      <w:pPr>
+        <w:pStyle w:val="ListBullet"/>
+      </w:pPr>
+      <w:r>
+        <w:t>Анкета: имя для показа, возраст, город, район и выбранные районы игры, виды спорта и мой уровень, формат и покрытие, дни и время, когда я готов играть, отметка «ищу игру», отметка о недавней активности, приблизительное расстояние и причины совпадения, рассчитанные сервисом.</w:t>
+      </w:r>
+    </w:p>
+    <w:p>
+      <w:pPr>
+        <w:pStyle w:val="ListBullet"/>
+      </w:pPr>
+      <w:r>
+        <w:t>Описание профиля.</w:t>
+      </w:r>
+    </w:p>
+    <w:p>
+      <w:pPr>
+        <w:pStyle w:val="ListBullet"/>
+      </w:pPr>
+      <w:r>
+        <w:t>Фотографии профиля.</w:t>
+      </w:r>
+    </w:p>
+    <w:p>
+      <w:pPr>
+        <w:pStyle w:val="ListBullet"/>
+      </w:pPr>
+      <w:r>
+        <w:t>Видео профиля.</w:t>
+      </w:r>
+    </w:p>
+    <w:p>
+      <w:pPr>
+        <w:pStyle w:val="ListBullet"/>
+      </w:pPr>
+      <w:r>
+        <w:t>Точка района на карте — условная отметка города или района, а не моё местоположение.</w:t>
+      </w:r>
+    </w:p>
+    <w:p>
+      <w:pPr>
+        <w:pStyle w:val="ListBullet"/>
+      </w:pPr>
+      <w:r>
+        <w:t>Мои игровые поиски: вид спорта, уровень, дата, время, площадка или адрес, маршрут, комментарий и статус поиска.</w:t>
+      </w:r>
+    </w:p>
+    <w:p>
+      <w:pPr>
+        <w:pStyle w:val="Heading1"/>
+      </w:pPr>
+      <w:r>
+        <w:t>4 Кому и где</w:t>
+      </w:r>
+    </w:p>
+    <w:p>
+      <w:r>
+        <w:t>Аудитория выбирается на экране согласия: только пользователи, вошедшие в аккаунт НаТреню, либо также гости без входа. Круг зарегистрированных пользователей заранее не определён.</w:t>
+      </w:r>
+    </w:p>
+    <w:p>
+      <w:r>
+        <w:t xml:space="preserve">Информационные ресурсы оператора: </w:t>
+      </w:r>
+      <w:hyperlink r:id="rId12">
         <w:r>
           <w:rPr>
             <w:color w:val="1F4D70"/>
@@ -110,9 +174,12 @@
         </w:r>
       </w:hyperlink>
       <w:r>
-        <w:t xml:space="preserve"> (поиск, в том числе режимы seeking и hot); </w:t>
+        <w:t>,</w:t>
       </w:r>
-      <w:hyperlink r:id="rId12">
+      <w:r>
+        <w:t xml:space="preserve"> </w:t>
+      </w:r>
+      <w:hyperlink r:id="rId13">
         <w:r>
           <w:rPr>
             <w:color w:val="1F4D70"/>
@@ -122,19 +189,10 @@
         </w:r>
       </w:hyperlink>
       <w:r>
-        <w:t xml:space="preserve"> (каталог и карточки спортивных центров); </w:t>
+        <w:t>,</w:t>
       </w:r>
-      <w:hyperlink r:id="rId13">
-        <w:r>
-          <w:rPr>
-            <w:color w:val="1F4D70"/>
-            <w:u w:val="single"/>
-          </w:rPr>
-          <w:t>https://sportsearch.shop/play/searches/invite/</w:t>
-        </w:r>
-      </w:hyperlink>
       <w:r>
-        <w:t xml:space="preserve"> с конкретным идентификатором приглашения. Связанные ответы API: </w:t>
+        <w:t xml:space="preserve"> </w:t>
       </w:r>
       <w:hyperlink r:id="rId14">
         <w:r>
@@ -142,14 +200,14 @@
             <w:color w:val="1F4D70"/>
             <w:u w:val="single"/>
           </w:rPr>
-          <w:t>https://sportsearch.shop/users/discover/guest</w:t>
+          <w:t>https://sportsearch.shop/play/searches</w:t>
         </w:r>
       </w:hyperlink>
       <w:r>
         <w:t>,</w:t>
       </w:r>
       <w:r>
-        <w:t xml:space="preserve"> </w:t>
+        <w:t xml:space="preserve"> приложение НаТреню для iOS (</w:t>
       </w:r>
       <w:hyperlink r:id="rId15">
         <w:r>
@@ -157,14 +215,11 @@
             <w:color w:val="1F4D70"/>
             <w:u w:val="single"/>
           </w:rPr>
-          <w:t>https://sportsearch.shop/users/discover</w:t>
+          <w:t>https://apps.apple.com/app/id6768862885)</w:t>
         </w:r>
       </w:hyperlink>
       <w:r>
-        <w:t>,</w:t>
-      </w:r>
-      <w:r>
-        <w:t xml:space="preserve"> </w:t>
+        <w:t xml:space="preserve"> и приложение НаТреню для Android, получающие данные с </w:t>
       </w:r>
       <w:hyperlink r:id="rId16">
         <w:r>
@@ -172,393 +227,14 @@
             <w:color w:val="1F4D70"/>
             <w:u w:val="single"/>
           </w:rPr>
-          <w:t>https://sportsearch.shop/courts</w:t>
+          <w:t>https://sportsearch.shop</w:t>
         </w:r>
       </w:hyperlink>
       <w:r>
-        <w:t xml:space="preserve"> и карточки по адресу </w:t>
-      </w:r>
-      <w:hyperlink r:id="rId17">
-        <w:r>
-          <w:rPr>
-            <w:color w:val="1F4D70"/>
-            <w:u w:val="single"/>
-          </w:rPr>
-          <w:t>https://sportsearch.shop/courts/</w:t>
-        </w:r>
-      </w:hyperlink>
-      <w:r>
-        <w:t xml:space="preserve"> с конкретным идентификатором центра. Адрес конкретной карточки или приглашения сохраняется в экземпляре выбора пользователя. Приложение iOS: </w:t>
-      </w:r>
-      <w:hyperlink r:id="rId18">
-        <w:r>
-          <w:rPr>
-            <w:color w:val="1F4D70"/>
-            <w:u w:val="single"/>
-          </w:rPr>
-          <w:t>https://apps.apple.com/app/id6768862885</w:t>
-        </w:r>
-      </w:hyperlink>
-      <w:r>
-        <w:t>;</w:t>
+        <w:t>.</w:t>
       </w:r>
       <w:r>
-        <w:t xml:space="preserve"> карта игроков входит в экран поиска и использует связанный API. Дополнительный ресурс не считается автоматически включённым в это согласие.</w:t>
-      </w:r>
-    </w:p>
-    <w:p>
-      <w:pPr>
-        <w:pStyle w:val="Heading1"/>
-      </w:pPr>
-      <w:r>
-        <w:t>3 Выбор данных</w:t>
-      </w:r>
-    </w:p>
-    <w:p>
-      <w:r>
-        <w:t>Категория — иные персональные данные, не относящиеся к специальным или используемым для биометрического установления личности. Я разрешаю распространение только отмеченных конкретных сведений. Для неотмеченных сведений разрешение отсутствует.</w:t>
-      </w:r>
-    </w:p>
-    <w:p>
-      <w:pPr/>
-      <w:r>
-        <w:t xml:space="preserve">□ Имя для отображения: </w:t>
-      </w:r>
-      <w:r>
-        <w:rPr>
-          <w:highlight w:val="yellow"/>
-        </w:rPr>
-        <w:t>[[ОТОБРАЖАЕМОЕ ИМЯ]]</w:t>
-      </w:r>
-      <w:r>
-        <w:t>.</w:t>
-      </w:r>
-    </w:p>
-    <w:p>
-      <w:pPr/>
-      <w:r>
-        <w:t xml:space="preserve">□ Возраст в полных годах: </w:t>
-      </w:r>
-      <w:r>
-        <w:rPr>
-          <w:highlight w:val="yellow"/>
-        </w:rPr>
-        <w:t>[[ВОЗРАСТ]]</w:t>
-      </w:r>
-      <w:r>
-        <w:t>.</w:t>
-      </w:r>
-    </w:p>
-    <w:p>
-      <w:pPr/>
-      <w:r>
-        <w:t xml:space="preserve">□ Город: </w:t>
-      </w:r>
-      <w:r>
-        <w:rPr>
-          <w:highlight w:val="yellow"/>
-        </w:rPr>
-        <w:t>[[ГОРОД]]</w:t>
-      </w:r>
-      <w:r>
-        <w:t>.</w:t>
-      </w:r>
-    </w:p>
-    <w:p>
-      <w:pPr/>
-      <w:r>
-        <w:t xml:space="preserve">□ Район и выбранные районы игры: </w:t>
-      </w:r>
-      <w:r>
-        <w:rPr>
-          <w:highlight w:val="yellow"/>
-        </w:rPr>
-        <w:t>[[ПЕРЕЧЕНЬ РАЙОНОВ]]</w:t>
-      </w:r>
-      <w:r>
-        <w:t>.</w:t>
-      </w:r>
-    </w:p>
-    <w:p>
-      <w:pPr/>
-      <w:r>
-        <w:t xml:space="preserve">□ Виды спорта и моя самооценка уровня: </w:t>
-      </w:r>
-      <w:r>
-        <w:rPr>
-          <w:highlight w:val="yellow"/>
-        </w:rPr>
-        <w:t>[[ВИДЫ СПОРТА И УРОВНИ]]</w:t>
-      </w:r>
-      <w:r>
-        <w:t>.</w:t>
-      </w:r>
-    </w:p>
-    <w:p>
-      <w:pPr/>
-      <w:r>
-        <w:t xml:space="preserve">□ Предпочтения по формату и покрытию: </w:t>
-      </w:r>
-      <w:r>
-        <w:rPr>
-          <w:highlight w:val="yellow"/>
-        </w:rPr>
-        <w:t>[[ФОРМАТ И ПОКРЫТИЕ]]</w:t>
-      </w:r>
-      <w:r>
-        <w:t>.</w:t>
-      </w:r>
-    </w:p>
-    <w:p>
-      <w:pPr/>
-      <w:r>
-        <w:t xml:space="preserve">□ Дни и интервалы доступности: </w:t>
-      </w:r>
-      <w:r>
-        <w:rPr>
-          <w:highlight w:val="yellow"/>
-        </w:rPr>
-        <w:t>[[ВЫБРАННОЕ РАСПИСАНИЕ]]</w:t>
-      </w:r>
-      <w:r>
-        <w:t>.</w:t>
-      </w:r>
-    </w:p>
-    <w:p>
-      <w:pPr/>
-      <w:r>
-        <w:t xml:space="preserve">□ Описание профиля: </w:t>
-      </w:r>
-      <w:r>
-        <w:rPr>
-          <w:highlight w:val="yellow"/>
-        </w:rPr>
-        <w:t>[[ТЕКСТ ИЛИ СОХРАНЁННАЯ ВЕРСИЯ]]</w:t>
-      </w:r>
-      <w:r>
-        <w:t>.</w:t>
-      </w:r>
-    </w:p>
-    <w:p>
-      <w:pPr/>
-      <w:r>
-        <w:t xml:space="preserve">□ Фотографии профиля: </w:t>
-      </w:r>
-      <w:r>
-        <w:rPr>
-          <w:highlight w:val="yellow"/>
-        </w:rPr>
-        <w:t>[[СПИСОК ID ФОТО И ПРЕВЬЮ]]</w:t>
-      </w:r>
-      <w:r>
-        <w:t>.</w:t>
-      </w:r>
-    </w:p>
-    <w:p>
-      <w:pPr/>
-      <w:r>
-        <w:t xml:space="preserve">□ Видео профиля: </w:t>
-      </w:r>
-      <w:r>
-        <w:rPr>
-          <w:highlight w:val="yellow"/>
-        </w:rPr>
-        <w:t>[[СПИСОК ID ВИДЕО И ПРЕВЬЮ]]</w:t>
-      </w:r>
-      <w:r>
-        <w:t>.</w:t>
-      </w:r>
-    </w:p>
-    <w:p>
-      <w:pPr/>
-      <w:r>
-        <w:t xml:space="preserve">□ Статус поиска игры: </w:t>
-      </w:r>
-      <w:r>
-        <w:rPr>
-          <w:highlight w:val="yellow"/>
-        </w:rPr>
-        <w:t>[[РАЗРЕШЁННЫЕ СТАТУСЫ]]</w:t>
-      </w:r>
-      <w:r>
-        <w:t>.</w:t>
-      </w:r>
-    </w:p>
-    <w:p>
-      <w:pPr/>
-      <w:r>
-        <w:t xml:space="preserve">□ Идентификатор карточки и производные сведения о совместимости: </w:t>
-      </w:r>
-      <w:r>
-        <w:rPr>
-          <w:highlight w:val="yellow"/>
-        </w:rPr>
-        <w:t>[[ID КАРТОЧКИ РАСЧЁТНЫЙ ПОКАЗАТЕЛЬ И ПРИЧИНЫ СОВПАДЕНИЯ]]</w:t>
-      </w:r>
-      <w:r>
-        <w:t>.</w:t>
-      </w:r>
-    </w:p>
-    <w:p>
-      <w:pPr/>
-      <w:r>
-        <w:t xml:space="preserve">□ Сведения о недавней активности: </w:t>
-      </w:r>
-      <w:r>
-        <w:rPr>
-          <w:highlight w:val="yellow"/>
-        </w:rPr>
-        <w:t>[[ТОЧНОСТЬ И СОСТАВ ПОКАЗА]]</w:t>
-      </w:r>
-      <w:r>
-        <w:t>.</w:t>
-      </w:r>
-    </w:p>
-    <w:p>
-      <w:pPr/>
-      <w:r>
-        <w:t xml:space="preserve">□ Приблизительное расстояние до меня, рассчитанное от используемой точки города или района: </w:t>
-      </w:r>
-      <w:r>
-        <w:rPr>
-          <w:highlight w:val="yellow"/>
-        </w:rPr>
-        <w:t>[[ТОЧНОСТЬ РАССТОЯНИЯ]]</w:t>
-      </w:r>
-      <w:r>
-        <w:t>.</w:t>
-      </w:r>
-    </w:p>
-    <w:p>
-      <w:pPr/>
-      <w:r>
-        <w:t xml:space="preserve">□ Условные отметки на карте: </w:t>
-      </w:r>
-      <w:r>
-        <w:rPr>
-          <w:highlight w:val="yellow"/>
-        </w:rPr>
-        <w:t>[[ГОРОД РАЙОНЫ И СПРАВОЧНЫЕ ЦЕНТРЫ]]</w:t>
-      </w:r>
-      <w:r>
-        <w:t>. Они не обозначают мои точные координаты или местонахождение в реальном времени.</w:t>
-      </w:r>
-    </w:p>
-    <w:p>
-      <w:pPr/>
-      <w:r>
-        <w:t xml:space="preserve">□ Опубликованные мной игровые поиски: </w:t>
-      </w:r>
-      <w:r>
-        <w:rPr>
-          <w:highlight w:val="yellow"/>
-        </w:rPr>
-        <w:t>[[ID ПОИСКОВ И ПОЛЯ]]</w:t>
-      </w:r>
-      <w:r>
-        <w:t>. Для каждого поиска выбираются отдельно вид спорта, уровень, дата, время, площадка или заданный адрес, маршрут, комментарий и статус. Публикация сведений о других участниках требует их собственного основания.</w:t>
-      </w:r>
-    </w:p>
-    <w:p>
-      <w:pPr/>
-      <w:r>
-        <w:t xml:space="preserve">□ Иные сведения, фактически показываемые в выбранной функции: </w:t>
-      </w:r>
-      <w:r>
-        <w:rPr>
-          <w:highlight w:val="yellow"/>
-        </w:rPr>
-        <w:t>[[ТОЧНЫЕ ПОЛЯ И ЗНАЧЕНИЯ]]</w:t>
-      </w:r>
-      <w:r>
-        <w:t>. При отсутствии выбора строка не применяется.</w:t>
-      </w:r>
-    </w:p>
-    <w:p>
-      <w:r>
-        <w:t>Специальные категории данных и биометрические данные для установления личности не разрешаю распространять по этой форме. Также не разрешаю публиковать контактный email, ФИО из реквизитов согласия, идентификаторы входа, IP-адрес, push-токен, точные координаты устройства, частные сообщения и материалы закрытых чатов.</w:t>
-      </w:r>
-    </w:p>
-    <w:p>
-      <w:pPr>
-        <w:pStyle w:val="Heading1"/>
-      </w:pPr>
-      <w:r>
-        <w:t>4 Аудитория и способы доступа</w:t>
-      </w:r>
-    </w:p>
-    <w:p>
-      <w:r>
-        <w:t>Я выбираю один вариант аудитории; отсутствие выбора не означает разрешения:</w:t>
-      </w:r>
-    </w:p>
-    <w:p>
-      <w:pPr/>
-      <w:r>
-        <w:t>□ Только зарегистрированные пользователи НаТреню. Их круг заранее не определён; я понимаю, что это также доступ неопределённого круга лиц, ограниченный условием входа.</w:t>
-      </w:r>
-    </w:p>
-    <w:p>
-      <w:pPr/>
-      <w:r>
-        <w:t>□ Зарегистрированные пользователи и гости без входа, включая посетителей на этапах заполнения черновика. Я понимаю, что выбранные данные будут доступны в открытых разделах сервиса.</w:t>
-      </w:r>
-    </w:p>
-    <w:p>
-      <w:r>
-        <w:t>Я разрешаю только отмеченные способы предоставления доступа:</w:t>
-      </w:r>
-    </w:p>
-    <w:p>
-      <w:pPr/>
-      <w:r>
-        <w:t>□ Карточка в выдаче спортивного поиска на перечисленных ресурсах.</w:t>
-      </w:r>
-    </w:p>
-    <w:p>
-      <w:pPr/>
-      <w:r>
-        <w:t>□ Карта с выбранными условными отметками и составом карточки.</w:t>
-      </w:r>
-    </w:p>
-    <w:p>
-      <w:pPr/>
-      <w:r>
-        <w:t>□ Публичная карточка выбранного игрового поиска или приглашения.</w:t>
-      </w:r>
-    </w:p>
-    <w:p>
-      <w:pPr/>
-      <w:r>
-        <w:t xml:space="preserve">□ Карточка игрока в каталоге спортивных центров и сведения о его связи с выбранным центром: </w:t>
-      </w:r>
-      <w:r>
-        <w:rPr>
-          <w:highlight w:val="yellow"/>
-        </w:rPr>
-        <w:t>[[ЦЕНТР СВЯЗЬ И РАЗРЕШЁННЫЕ ПОЛЯ]]</w:t>
-      </w:r>
-      <w:r>
-        <w:t>.</w:t>
-      </w:r>
-    </w:p>
-    <w:p>
-      <w:r>
-        <w:t>Изменение аудитории с закрытой для гостей на открытую требует моего отдельного подтверждения. Отключение карты не отменяет разрешение на другие отмеченные способы. Прохождение этапов черновика не превращает гостевую аудиторию в определённый круг лиц и не разрешает публикацию самого черновика другого пользователя. Для каждого способа применяются выбранные поля раздела 3 и дополнительные условия ниже.</w:t>
-      </w:r>
-    </w:p>
-    <w:p>
-      <w:r>
-        <w:t xml:space="preserve">Для каждой выбранной комбинации ресурса, способа и аудитории сохраняется отдельный перечень разрешённых полей и материалов: </w:t>
-      </w:r>
-      <w:r>
-        <w:rPr>
-          <w:highlight w:val="yellow"/>
-        </w:rPr>
-        <w:t>[[РЕСУРС СПОСОБ АУДИТОРИЯ ПОЛЯ УСЛОВИЯ]]</w:t>
-      </w:r>
-      <w:r>
-        <w:t>. Отсутствующая комбинация не разрешает показ.</w:t>
+        <w:t xml:space="preserve"> Передача выполняется по информационно-телекоммуникационным сетям только на этих ресурсах.</w:t>
       </w:r>
     </w:p>
     <w:p>
@@ -571,52 +247,17 @@
     </w:p>
     <w:p>
       <w:r>
-        <w:t>Я выбираю один вариант и при необходимости указываю относящиеся к нему данные:</w:t>
-      </w:r>
-    </w:p>
-    <w:p>
-      <w:pPr/>
-      <w:r>
-        <w:t>□ Дополнительных условий и запретов, кроме уже указанных в разделах 2–4 и срока согласия, не устанавливаю.</w:t>
-      </w:r>
-    </w:p>
-    <w:p>
-      <w:pPr/>
-      <w:r>
-        <w:t xml:space="preserve">□ Устанавливаю следующие условия и запреты: </w:t>
-      </w:r>
-      <w:r>
-        <w:rPr>
-          <w:highlight w:val="yellow"/>
-        </w:rPr>
-        <w:t>[[ПЕРЕЧЕНЬ КОНКРЕТНЫХ ДАННЫХ И УСЛОВИЙ]]</w:t>
-      </w:r>
-      <w:r>
-        <w:t>. Например, запрет дальнейшей передачи вне сервиса или использования для продвижения товаров. Запреты на обработку третьими лицами устанавливаются с учётом предусмотренного законом исключения для получения доступа.</w:t>
+        <w:t>Я запрещаю передачу моих данных оператором за пределы перечисленных ресурсов, а также их сбор, копирование в сторонние базы и использование для рекламы неограниченным кругом лиц. Этот запрет не распространяется на получение доступа к данным на ресурсах сервиса и на обработку в государственных, общественных и иных публичных интересах, определённых законом.</w:t>
       </w:r>
     </w:p>
     <w:p>
       <w:r>
-        <w:t xml:space="preserve">Условия передачи оператором по сетям, если я желаю их установить: </w:t>
-      </w:r>
-      <w:r>
-        <w:rPr>
-          <w:highlight w:val="yellow"/>
-        </w:rPr>
-        <w:t>[[УСЛОВИЯ ПЕРЕДАЧИ И ПЕРЕЧЕНЬ ДАННЫХ]]</w:t>
-      </w:r>
-      <w:r>
-        <w:t>. Здесь можно указать передачу только по внутренней сети строго определённым уполномоченным лицам, передачу через информационно-телекоммуникационные сети на выбранных условиях либо отсутствие передачи. Ограничение «только внутри» или «без передачи» исключает публичный показ соответствующих данных.</w:t>
+        <w:t>Иные условия и запреты я могу установить, написав на support@sportsearch.shop. Оператор не вправе отказать в их установлении и публикует сведения об условиях и запретах не позднее трёх рабочих дней с момента получения.</w:t>
       </w:r>
     </w:p>
     <w:p>
       <w:r>
-        <w:t>При противоречии условий оператор уточняет мой выбор и до уточнения не распространяет спорные данные. Пустые поля не толкуются как отсутствие ограничений. Оператор не вправе отказать в установлении допустимых законом условий; если выбранная функция технически не позволяет их выполнить, соответствующие сведения не публикуются до обеспечения выполнения условий.</w:t>
-      </w:r>
-    </w:p>
-    <w:p>
-      <w:r>
-        <w:t>Оператор публикует сведения об условиях обработки и запретах в срок не позднее трёх рабочих дней с момента получения согласия, не раскрывая служебные реквизиты моей формы. Ограничения не препятствуют обработке в предусмотренных законом государственных, общественных и иных публичных интересах.</w:t>
+        <w:t>Примечание для юриста: запрет из первого абзаца установлен одинаково для всех пользователей и опубликован в политике конфиденциальности (раздел 5). Отдельной галочки для него в интерфейсе нет. Нужно подтвердить, что такой способ установления запрета допустим.</w:t>
       </w:r>
     </w:p>
     <w:p>
@@ -624,22 +265,22 @@
         <w:pStyle w:val="Heading1"/>
       </w:pPr>
       <w:r>
-        <w:t>6 Срок изменение и отзыв</w:t>
+        <w:t>6 Срок, изменение и отзыв</w:t>
       </w:r>
     </w:p>
     <w:p>
       <w:r>
-        <w:t>Согласие действует с момента отдельного подтверждения до удаления выбранных сведений, прекращения цели их показа или удаления аккаунта, в зависимости от того, что наступит раньше, но прекращается раньше при получении оператором моего требования прекратить распространение либо при удалении соответствующих сведений из сервиса и прекращении цели.</w:t>
+        <w:t>Согласие действует с момента нажатия кнопки «Показывать анкету» (или «Оставить анкету видимой») до его отзыва, удаления аккаунта или прекращения цели.</w:t>
       </w:r>
     </w:p>
     <w:p>
       <w:r>
-        <w:t>Я могу изменить выбранные поля и условия либо отозвать согласие полностью через предусмотренные настройки или обращением на support@sportsearch.shop. В требовании указываю ФИО, контакт и данные, распространение которых нужно прекратить. Согласие прекращается с момента получения оператором требования. Трёхдневный срок публикации условий не является разрешением продолжать показ после отзыва.</w:t>
+        <w:t>Я могу в любой момент изменить набор сведений и аудиторию или скрыть анкету в настройках профиля, а также потребовать прекратить распространение, написав на support@sportsearch.shop с указанием фамилии, имени, контакта и сведений, показ которых нужно прекратить. Согласие в соответствующей части прекращается с момента получения требования.</w:t>
       </w:r>
     </w:p>
     <w:p>
       <w:r>
-        <w:t>Изменение состава полей, добавление новых материалов или новой аудитории фиксируется отдельным подтверждением обновлённого выбора до соответствующего показа. До подтверждения новые сведения не считаются разрешёнными к распространению. Отказ от этого согласия исключает публичную видимость данных; доступность других функций определяется их необходимыми условиями.</w:t>
+        <w:t>Отказ от этого согласия не ограничивает поиск партнёров, переписку и участие в играх: без него мои сведения получают только те участники, с которыми я взаимодействую.</w:t>
       </w:r>
     </w:p>
     <w:p>
@@ -647,49 +288,12 @@
         <w:pStyle w:val="Heading1"/>
       </w:pPr>
       <w:r>
-        <w:t>7 Подтверждение</w:t>
+        <w:t>7 Что сохраняется как экземпляр согласия</w:t>
       </w:r>
     </w:p>
     <w:p>
       <w:r>
-        <w:t>Моё отдельное действие: «Разрешаю распространение только выбранных данных на указанных условиях».</w:t>
-      </w:r>
-    </w:p>
-    <w:p>
-      <w:r>
-        <w:t xml:space="preserve">Дата и время: </w:t>
-      </w:r>
-      <w:r>
-        <w:rPr>
-          <w:highlight w:val="yellow"/>
-        </w:rPr>
-        <w:t>[[ВРЕМЯ ПОДТВЕРЖДЕНИЯ]]</w:t>
-      </w:r>
-      <w:r>
-        <w:t xml:space="preserve">. Версия текста: CONSENT-PUBLIC-2026-09-08. Идентификатор записи: </w:t>
-      </w:r>
-      <w:r>
-        <w:rPr>
-          <w:highlight w:val="yellow"/>
-        </w:rPr>
-        <w:t>[[ID СОГЛАСИЯ]]</w:t>
-      </w:r>
-      <w:r>
-        <w:t xml:space="preserve">. Сохранённый перечень данных, ресурсов, аудитории и условий: </w:t>
-      </w:r>
-      <w:r>
-        <w:rPr>
-          <w:highlight w:val="yellow"/>
-        </w:rPr>
-        <w:t>[[СНИМОК ВЫБОРА]]</w:t>
-      </w:r>
-      <w:r>
-        <w:t>.</w:t>
-      </w:r>
-    </w:p>
-    <w:p>
-      <w:r>
-        <w:t>Подпись при бумажном оформлении: ____________________. При электронном оформлении сохраняются достоверные сведения о подтверждении через аккаунт; бумажная подпись не имитируется.</w:t>
+        <w:t>Для каждого ответа сохраняется отдельная запись: аккаунт, версия текста, дата и время, дано или отозвано согласие, выбранные группы сведений и аудитория, фамилия и имя, канал (web, iOS, Android, настройки профиля), IP-адрес и user-agent запроса. Бумажная подпись не имитируется.</w:t>
       </w:r>
     </w:p>
     <w:sectPr>
